--- a/example_articles/countries/Ireland/5.countries_Ireland_Other_publisher.docx
+++ b/example_articles/countries/Ireland/5.countries_Ireland_Other_publisher.docx
@@ -27,17 +27,17 @@
     </w:p>
     <w:p>
       <w:r>
-        <w:t>Source File: Other publishers/Files (500) (25).DOCX</w:t>
+        <w:t>Source file: Other publishers/Files (500) (25).DOCX</w:t>
       </w:r>
     </w:p>
     <w:p>
       <w:r>
-        <w:t>Raw locations result: ['Ireland']</w:t>
+        <w:t>Raw locations result, 'locations': ['Ireland']</w:t>
       </w:r>
     </w:p>
     <w:p>
       <w:r>
-        <w:t>countries_stand_flat (Standardized): Ireland</w:t>
+        <w:t>Standardized locations result, 'countries_stand_flat': Ireland</w:t>
       </w:r>
     </w:p>
     <w:p>

--- a/example_articles/countries/Ireland/5.countries_Ireland_Other_publisher.docx
+++ b/example_articles/countries/Ireland/5.countries_Ireland_Other_publisher.docx
@@ -7,7 +7,7 @@
         <w:pStyle w:val="Heading1"/>
       </w:pPr>
       <w:r>
-        <w:t>No middle ground in Louisiana // Edwards, Duke on gov runoff</w:t>
+        <w:t>IRISH WOMEN'S ROLE DIVERSE</w:t>
       </w:r>
     </w:p>
     <w:p>
@@ -17,17 +17,17 @@
     </w:p>
     <w:p>
       <w:r>
-        <w:t>Date: 1991-10-21</w:t>
+        <w:t>Date: 1993-10-31</w:t>
       </w:r>
     </w:p>
     <w:p>
       <w:r>
-        <w:t>Section: NEWS; Pg. 3A</w:t>
+        <w:t>Section: ENTERTAINMENT,</w:t>
       </w:r>
     </w:p>
     <w:p>
       <w:r>
-        <w:t>Source file: Other publishers/Files (500) (25).DOCX</w:t>
+        <w:t>Source file: Other publishers/Files (500) (17).DOCX</w:t>
       </w:r>
     </w:p>
     <w:p>
@@ -49,61 +49,39 @@
     </w:p>
     <w:p>
       <w:r>
-        <w:t>Gov. Buddy Roemer called it ''my worst nightmare for the state of Louisiana.''</w:t>
+        <w:t>Whoredom in Kimmage: Irish Women Coming of Age by Rosemary Mahoney. Houghton Mifflin. 307 pages. $ 21.95.</w:t>
         <w:br/>
-        <w:t>State political columnist John Maginnis called it a voyage ''into The Twilight Zone.''</w:t>
+        <w:t xml:space="preserve"> </w:t>
         <w:br/>
-        <w:t>Yet ''it'' happened. Former governor Edwin Edwards and former Ku Klux Klan wizard David Duke, now a GOP state representative, knocked off Roemer in Saturday's gubernatorial primary.</w:t>
+        <w:t>With ''Dancing at Lughnasa'' now playing at the Pittsburgh Public Theater, we've been given a powerful glimpse of Irish culture and its effects on women.</w:t>
         <w:br/>
-        <w:t>Now they face a Nov. 16 run-off certain to capture national attention. Duke has a 50-50 chance to win.</w:t>
+        <w:t>The play is set in 1935; writer Rosemary Mahoney gives us another view of Irish women, this one from the 1990s, and the result is nearly as moving as Brian Friel's play.</w:t>
         <w:br/>
-        <w:t>Both political parties compete in the open primary. The top two finishers square off if no one gets 50% of the vote.</w:t>
+        <w:t>An Irish-American from Boston, Mahoney spent 10 months in Ireland in 1991, dividing her time between the village of Corofin in West Clare and Dublin.</w:t>
         <w:br/>
-        <w:t>''Democracy is on trial here in Louisiana,'' says Lance Hill, director of the Louisiana Coalition, an anti-Duke group.</w:t>
+        <w:t>Mahoney spent most of her time with villagers and pub customers. The obscure title of her book is drawn from a remark by a woman critical of efforts by younger women to promote such programs as birth control and access to abortion:</w:t>
         <w:br/>
-        <w:t>The state has treated Duke, Hill says, ''as a legitimate candidate. So in the minds of voters, he has become a legitimate candidate.''</w:t>
+        <w:t>''Why those women. Those women encourage whoredom in Kimmage.'' Kimmage is a working-class slum in Dublin where illicit sexual activity is not unknown.</w:t>
         <w:br/>
-        <w:t>The matchup between Duke, who many think is still a racist anti-Semite, and Edwards, who many feel should have been convicted on corruption charges, reads like a bad Southern novel.</w:t>
+        <w:t>But, Mahoney's book is as much about men as women. Many of her pub companions seem to be the stereotypical Irish male -- middle-aged, alcoholic and unmarried.</w:t>
         <w:br/>
-        <w:t>- Edwards, the master Democratic showman acquitted in a 1987 corruption trial, is halfway to a political redemption most thought impossible.</w:t>
+        <w:t>In contrast to these beaten, beery overgrown lads are the vital and fierce women who try to cope with a repressive society.</w:t>
         <w:br/>
-        <w:t>Edwards brought together most black votes - 27% of the total electorate - with blue-collar Cajuns, despite the opposition of most newspapers.</w:t>
+        <w:t>''There's only one sin in Ireland. Sex,'' said unmarried mother Jane O'Brien. ''It's to do with the religion and the suppression.''</w:t>
         <w:br/>
-        <w:t>''We are tired of these Republicans running our state,'' he thundered at rally after rally. ''We are tired of the newspapers trying to tell us what to do. How many of you have seen Buddy Roemer in the last four years? Let the people decide.''</w:t>
+        <w:t>In moving between Corofin and Dublin, Mahoney contrasts the traditional country attitudes with the sophistication of the big city. Little seems to change in the villages.</w:t>
         <w:br/>
-        <w:t>That classic populist appeal now must be directed at middle-class white swing votes, Roemer's core support, and Edwards must also find a way to bring up Duke's past without making him a martyr.</w:t>
+        <w:t>In Dublin, however, Mahoney encounters gay bars, debates over censorship, feminist groups and nude beaches.</w:t>
         <w:br/>
-        <w:t>Some suggest humor. Others say Edwards may attack Duke for sheer inexperience. ''After all,'' says Hill, ''Duke's management experience consists of running a racist/Nazi bookstore with a staff of one.''</w:t>
+        <w:t>Any discussion of Irish society must include the Catholic Church and Mahoney devotes two rather depressing chapters to it.</w:t>
         <w:br/>
-        <w:t>- For Duke, who Sunday called himself the ''Boris Yeltsin of American politics, '' the primary marks a turning point after which he can no longer be underestimated.</w:t>
+        <w:t>''Religion was as pervasive as the currency,'' she wrote.</w:t>
         <w:br/>
-        <w:t>Dismissing his past as a ''youthful indiscretion,'' he'll keep bashing tax hikes, welfare recipients and urban crime to tap into the frustrations of working-class whites.</w:t>
+        <w:t>Yet, despite this presence, many of Mahoney's characters show little respect for church teachings and some are profane, if not obscene, in their opinions. In one episode, as a somewhat pious nun leaves a group of children in a religious instruction class, a girl makes an obscene gesture with her middle finger.</w:t>
         <w:br/>
-        <w:t>Duke is confident Edwards will not go negative against him - fearing Duke will retaliate with commercials that will highlight Edwards' own past.</w:t>
+        <w:t>Once again, the writer is caught up in the ambivalences of the Irish, which Mahoney captures, but cannot explain.</w:t>
         <w:br/>
-        <w:t>Duke also says he thinks, and many analysts agree, that ''good- government'' Roemer voters will vote for him rather than pull the lever for a man they've been taught since childhood to deride.</w:t>
-        <w:br/>
-        <w:t>Adding to the intrigue is the fact that many political pros see this race as a harbinger of the 1992 elections.</w:t>
-        <w:br/>
-        <w:t>In turning out Roemer, an eccentric but fairly accomplished reformer, Louisiana voters showed that the politics of race and a nostalgia for the populism of the past pack an enormous wallop in an electorate tired of a sagging economy and politics as usual.</w:t>
-        <w:br/>
-        <w:t>''There are a lot of angry voters out there,'' says Susan Howell, a political scientist at the University of New Orleans.</w:t>
-        <w:br/>
-        <w:t>Many will be watching closely to see if President Bush and national Republican officials campaign against Duke.</w:t>
-        <w:br/>
-        <w:t>Bush angered state Republicans by supporting Roemer, a lifelong Democrat who switched parties this year, and ignoring GOP-endorsed candidate Rep. Clyde Holloway, who got 5% of the vote.</w:t>
-        <w:br/>
-        <w:t>White House chief of staff John Sununu told ABC's This Week with David Brinkley Sunday that: ''The president is absolutely opposed to the kind of racist statements that have come out of David Duke now and in the past.</w:t>
-        <w:br/>
-        <w:t>''I think you will see, unfortunately, a race in Louisiana that probably could be best served if they added a third line to the ballot, that line saying 'no.' ''</w:t>
-        <w:br/>
-        <w:t xml:space="preserve"> GUBERNATORIAL PRIMARY RESULTS</w:t>
-        <w:br/>
-        <w:br/>
-        <w:t>Notes</w:t>
-        <w:br/>
-        <w:br/>
-        <w:t>THE NATION</w:t>
+        <w:t>''Whoredom in Kimmage'' is a lively, personal journal of modern Ireland, but it cannot qualify as a definitive portrait. Read it for its fine characterizations and glimpses of the lovely countryside.</w:t>
         <w:br/>
         <w:br/>
         <w:t>Graphic</w:t>
@@ -111,11 +89,7 @@
         <w:br/>
         <w:t xml:space="preserve"> </w:t>
         <w:br/>
-        <w:t>PHOTO; b/w, Stephan Savoia, AP; PHOTO; b/w, Paul Sancya, AP; PHOTO; b/w, Bill Haber, AP</w:t>
-        <w:br/>
-        <w:t xml:space="preserve"> </w:t>
-        <w:br/>
-        <w:t>CUTLINE: CELEBRATING: David Duke, GOP candidate for governor, greets supporters at a party Saturday night in Kenner, La. Duke won 32% of the primary vote. CUTLINE: BACK IN RUNNING: Ex-governor Edwin Edwards, a Democrat, leaves a rally Saturday. CUTLINE: ROEMER: With 27% of vote, he was pushed aside.</w:t>
+        <w:t>PHOTO, Sinead O'Connor symbolizes the urban Irish woman.</w:t>
       </w:r>
     </w:p>
     <w:sectPr>

--- a/example_articles/countries/Ireland/5.countries_Ireland_Other_publisher.docx
+++ b/example_articles/countries/Ireland/5.countries_Ireland_Other_publisher.docx
@@ -7,7 +7,7 @@
         <w:pStyle w:val="Heading1"/>
       </w:pPr>
       <w:r>
-        <w:t>IRISH WOMEN'S ROLE DIVERSE</w:t>
+        <w:t>PROTESTANT UNIT IN N. IRELAND VOWS TO DEFY CURBS ON MARCH / THE MARCH, IN THE CITY OF PORTADOWN, HAS SPARKED VIOLENCE DURING THE LAST TWO SUMMERS.</w:t>
       </w:r>
     </w:p>
     <w:p>
@@ -17,22 +17,22 @@
     </w:p>
     <w:p>
       <w:r>
-        <w:t>Date: 1993-10-31</w:t>
+        <w:t>Date: 1998-06-30</w:t>
       </w:r>
     </w:p>
     <w:p>
       <w:r>
-        <w:t>Section: ENTERTAINMENT,</w:t>
+        <w:t>Section: NATIONAL; Pg. A03</w:t>
       </w:r>
     </w:p>
     <w:p>
       <w:r>
-        <w:t>Source file: Other publishers/Files (500) (17).DOCX</w:t>
+        <w:t>Source file: Other publishers/Files (500) (21).DOCX</w:t>
       </w:r>
     </w:p>
     <w:p>
       <w:r>
-        <w:t>Raw locations result, 'locations': ['Ireland']</w:t>
+        <w:t>Raw locations result, 'locations': ['Northern Ireland']</w:t>
       </w:r>
     </w:p>
     <w:p>
@@ -49,39 +49,35 @@
     </w:p>
     <w:p>
       <w:r>
-        <w:t>Whoredom in Kimmage: Irish Women Coming of Age by Rosemary Mahoney. Houghton Mifflin. 307 pages. $ 21.95.</w:t>
+        <w:t>Clinging to its principle of "no surrender," Northern Ireland's Orange Order vowed yesterday to defy a ban on its march through the Catholic section of the city of Portadown.</w:t>
         <w:br/>
-        <w:t xml:space="preserve"> </w:t>
+        <w:t>The Orangemen will face a certain blockade of British soldiers, riot police and armored cars if they try to march Sunday from the Drumcree Anglican Church past the Catholic residences of Garvaghy Road. The annual Portadown march has sparked violence across Northern Ireland during the last two summers and has caused hundreds of casualties and millions of dollars in damage.</w:t>
         <w:br/>
-        <w:t>With ''Dancing at Lughnasa'' now playing at the Pittsburgh Public Theater, we've been given a powerful glimpse of Irish culture and its effects on women.</w:t>
+        <w:t>The 80,000-member organization, opposed to sharing power with Catholics in the new Northern Ireland Assembly that will convene tomorrow in Belfast, is planning civil disobedience in hope of exhausting the forces of law and order.</w:t>
         <w:br/>
-        <w:t>The play is set in 1935; writer Rosemary Mahoney gives us another view of Irish women, this one from the 1990s, and the result is nearly as moving as Brian Friel's play.</w:t>
+        <w:t>Alistair Graham, chairman of the Parades Commission, which ordered the marchers not to go near the 3,000 Catholics who live along Garvaghy Road, conceded that the decision was certain to arouse Protestant anger.</w:t>
         <w:br/>
-        <w:t>An Irish-American from Boston, Mahoney spent 10 months in Ireland in 1991, dividing her time between the village of Corofin in West Clare and Dublin.</w:t>
+        <w:t>"Portadown is the birthplace of Orangeism, and the Portadown District is its firstborn," Graham said. "The town and the parade to and from Drumcree Church symbolize the natural ground on which they make their stand."</w:t>
         <w:br/>
-        <w:t>Mahoney spent most of her time with villagers and pub customers. The obscure title of her book is drawn from a remark by a woman critical of efforts by younger women to promote such programs as birth control and access to abortion:</w:t>
+        <w:t>But he said the march would threaten "to wreck all the gains of the last three months," referring to April's Northern Ireland peace accord.</w:t>
         <w:br/>
-        <w:t>''Why those women. Those women encourage whoredom in Kimmage.'' Kimmage is a working-class slum in Dublin where illicit sexual activity is not unknown.</w:t>
+        <w:t>Graham said that Catholic protesters, led by a former Irish Republican Army prisoner, Breandan MacCionnaith, considered each year's marches to be "triumphalist displays of Protestant supremacy." He said their views had to be respected, too.</w:t>
         <w:br/>
-        <w:t>But, Mahoney's book is as much about men as women. Many of her pub companions seem to be the stereotypical Irish male -- middle-aged, alcoholic and unmarried.</w:t>
+        <w:t>David Trimble, a champion of the Portadown Orangemen who is expected to be elected tomorrow as leader of Northern Ireland's new compromise government, warned that blocking the parade would have a "potentially fatal impact on our hopes for peace."</w:t>
         <w:br/>
-        <w:t>In contrast to these beaten, beery overgrown lads are the vital and fierce women who try to cope with a repressive society.</w:t>
+        <w:t>He demanded an immediate meeting with Ronnie Flanagan, commander of Northern Ireland's 13,000-member police force, which is more than 90 percent Protestant.</w:t>
         <w:br/>
-        <w:t>''There's only one sin in Ireland. Sex,'' said unmarried mother Jane O'Brien. ''It's to do with the religion and the suppression.''</w:t>
+        <w:t>Every first Sunday of July since 1807, the Portadown Orangemen have paraded from town to the rural church, then back home via Garvaghy Road. The road, once lined by apple orchards, has been flanked by predominantly Catholic public housing since the 1960s.</w:t>
         <w:br/>
-        <w:t>In moving between Corofin and Dublin, Mahoney contrasts the traditional country attitudes with the sophistication of the big city. Little seems to change in the villages.</w:t>
+        <w:t>After the IRA called a cease-fire in 1994, its allied Sinn Fein party organized protests against Orange marches that pass through or near working-class Catholic areas. Garvaghy Road has proved to be the most explosive, partly because the rural setting allows Protestants from all over Northern Ireland to swamp the Drumcree church in support of local Orangemen.</w:t>
         <w:br/>
-        <w:t>In Dublin, however, Mahoney encounters gay bars, debates over censorship, feminist groups and nude beaches.</w:t>
+        <w:t>Orangemen say their protests won't turn violent, but said the same thing in 1996, when a failed police effort to block the march plunged Northern Ireland into a week of chaos. Orangemen blocked Northern Ireland's major highways, the airport, and the ferry terminal.</w:t>
         <w:br/>
-        <w:t>Any discussion of Irish society must include the Catholic Church and Mahoney devotes two rather depressing chapters to it.</w:t>
+        <w:t>"There is a determined effort to get rid of the Orange institution," said David McNarry, a prominent member of the order's moderate wing. "The Orange institution is fighting for its survival at the moment."</w:t>
         <w:br/>
-        <w:t>''Religion was as pervasive as the currency,'' she wrote.</w:t>
+        <w:t>Joel Patton, leader of a confrontational faction within the order called Spirit of Drumcree, said the police and British army would be to blame for any trouble.</w:t>
         <w:br/>
-        <w:t>Yet, despite this presence, many of Mahoney's characters show little respect for church teachings and some are profane, if not obscene, in their opinions. In one episode, as a somewhat pious nun leaves a group of children in a religious instruction class, a girl makes an obscene gesture with her middle finger.</w:t>
-        <w:br/>
-        <w:t>Once again, the writer is caught up in the ambivalences of the Irish, which Mahoney captures, but cannot explain.</w:t>
-        <w:br/>
-        <w:t>''Whoredom in Kimmage'' is a lively, personal journal of modern Ireland, but it cannot qualify as a definitive portrait. Read it for its fine characterizations and glimpses of the lovely countryside.</w:t>
+        <w:t>"Our protests should be forceful," Patton said. "They should be determined but not violent."</w:t>
         <w:br/>
         <w:br/>
         <w:t>Graphic</w:t>
@@ -89,7 +85,13 @@
         <w:br/>
         <w:t xml:space="preserve"> </w:t>
         <w:br/>
-        <w:t>PHOTO, Sinead O'Connor symbolizes the urban Irish woman.</w:t>
+        <w:t>PHOTO;</w:t>
+        <w:br/>
+        <w:t>PHOTO</w:t>
+        <w:br/>
+        <w:t>In Lurgan, Northern Ireland, hooded nationalists stood defiantly yesterday on Victoria Road after security forces reportedly found bombs in coffee jars. There were no serious injuries, authorities said. (Associated Press, PAUL McERLANE)</w:t>
+        <w:br/>
+        <w:t>In Portadown, children play before a wall where someone has written, "We will always walk Drumcree," a reference to the rally.</w:t>
       </w:r>
     </w:p>
     <w:sectPr>
